--- a/docs/brand/kit/02-tax-invoice.docx
+++ b/docs/brand/kit/02-tax-invoice.docx
@@ -17,7 +17,7 @@
       <w:r>
         <w:drawing>
           <wp:inline>
-            <wp:extent cx="5334000" cy="2592916"/>
+            <wp:extent cx="5334000" cy="3074458"/>
             <wp:effectExtent b="0" l="0" r="0" t="0"/>
             <wp:docPr descr="Axelis Overseas" title="" id="10" name="Picture"/>
             <a:graphic>
@@ -38,7 +38,7 @@
                   <pic:spPr bwMode="auto">
                     <a:xfrm>
                       <a:off x="0" y="0"/>
-                      <a:ext cx="5334000" cy="2592916"/>
+                      <a:ext cx="5334000" cy="3074458"/>
                     </a:xfrm>
                     <a:prstGeom prst="rect">
                       <a:avLst/>

--- a/docs/brand/kit/02-tax-invoice.docx
+++ b/docs/brand/kit/02-tax-invoice.docx
@@ -17,14 +17,14 @@
       <w:r>
         <w:drawing>
           <wp:inline>
-            <wp:extent cx="5334000" cy="3074458"/>
+            <wp:extent cx="5334000" cy="928591"/>
             <wp:effectExtent b="0" l="0" r="0" t="0"/>
             <wp:docPr descr="Axelis Overseas" title="" id="10" name="Picture"/>
             <a:graphic>
               <a:graphicData uri="http://schemas.openxmlformats.org/drawingml/2006/picture">
                 <pic:pic>
                   <pic:nvPicPr>
-                    <pic:cNvPr descr="assets/axelis-lockup-navy.png" id="11" name="Picture"/>
+                    <pic:cNvPr descr="assets/axelis-lockup-h-navy.png" id="11" name="Picture"/>
                     <pic:cNvPicPr>
                       <a:picLocks noChangeArrowheads="1" noChangeAspect="1"/>
                     </pic:cNvPicPr>
@@ -38,7 +38,7 @@
                   <pic:spPr bwMode="auto">
                     <a:xfrm>
                       <a:off x="0" y="0"/>
-                      <a:ext cx="5334000" cy="3074458"/>
+                      <a:ext cx="5334000" cy="928591"/>
                     </a:xfrm>
                     <a:prstGeom prst="rect">
                       <a:avLst/>
